--- a/downloads/teacher/04 Units/Unit 05 - Apparel and Textile Production and Design - Make It, Mend It, Wear It/Lesson 05.02 - What Clothing Communicates.docx
+++ b/downloads/teacher/04 Units/Unit 05 - Apparel and Textile Production and Design - Make It, Mend It, Wear It/Lesson 05.02 - What Clothing Communicates.docx
@@ -284,23 +284,41 @@
       <w:r>
         <w:t xml:space="preserve">By the end of this lesson, students will be able to:</w:t>
       </w:r>
-      <w:r>
-        <w:t xml:space="preserve"> </w:t>
-      </w:r>
-      <w:r>
-        <w:t xml:space="preserve">1. (Low: remember or understand) Explain, using two examples, how clothing is a form of nonverbal communication, and name one thing a uniform says and one thing a costume says.</w:t>
-      </w:r>
-      <w:r>
-        <w:t xml:space="preserve"> </w:t>
-      </w:r>
-      <w:r>
-        <w:t xml:space="preserve">2. (Mid: apply or analyze) Given one shirt shown in three settings (a job interview, a family cookout, a school hallway), analyze how the meaning of the same garment changes with the setting and the audience.</w:t>
-      </w:r>
-      <w:r>
-        <w:t xml:space="preserve"> </w:t>
-      </w:r>
-      <w:r>
-        <w:t xml:space="preserve">3. (High: evaluate or create) Working as a class, create a written agreement of what is and is not okay to say about what somebody is wearing, and defend one line of it with a reason the whole class can accept.</w:t>
+    </w:p>
+    <w:p>
+      <w:pPr>
+        <w:numPr>
+          <w:ilvl w:val="0"/>
+          <w:numId w:val="1002"/>
+        </w:numPr>
+        <w:pStyle w:val="Compact"/>
+      </w:pPr>
+      <w:r>
+        <w:t xml:space="preserve">(Low: remember or understand) Explain, using two examples, how clothing is a form of nonverbal communication, and name one thing a uniform says and one thing a costume says.</w:t>
+      </w:r>
+    </w:p>
+    <w:p>
+      <w:pPr>
+        <w:numPr>
+          <w:ilvl w:val="0"/>
+          <w:numId w:val="1002"/>
+        </w:numPr>
+        <w:pStyle w:val="Compact"/>
+      </w:pPr>
+      <w:r>
+        <w:t xml:space="preserve">(Mid: apply or analyze) Given one shirt shown in three settings (a job interview, a family cookout, a school hallway), analyze how the meaning of the same garment changes with the setting and the audience.</w:t>
+      </w:r>
+    </w:p>
+    <w:p>
+      <w:pPr>
+        <w:numPr>
+          <w:ilvl w:val="0"/>
+          <w:numId w:val="1002"/>
+        </w:numPr>
+        <w:pStyle w:val="Compact"/>
+      </w:pPr>
+      <w:r>
+        <w:t xml:space="preserve">(High: evaluate or create) Working as a class, create a written agreement of what is and is not okay to say about what somebody is wearing, and defend one line of it with a reason the whole class can accept.</w:t>
       </w:r>
     </w:p>
     <w:p>
@@ -350,7 +368,7 @@
       <w:pPr>
         <w:numPr>
           <w:ilvl w:val="0"/>
-          <w:numId w:val="1002"/>
+          <w:numId w:val="1003"/>
         </w:numPr>
         <w:pStyle w:val="Compact"/>
       </w:pPr>
@@ -371,7 +389,7 @@
       <w:pPr>
         <w:numPr>
           <w:ilvl w:val="0"/>
-          <w:numId w:val="1002"/>
+          <w:numId w:val="1003"/>
         </w:numPr>
         <w:pStyle w:val="Compact"/>
       </w:pPr>
@@ -398,7 +416,7 @@
       <w:pPr>
         <w:numPr>
           <w:ilvl w:val="0"/>
-          <w:numId w:val="1002"/>
+          <w:numId w:val="1003"/>
         </w:numPr>
         <w:pStyle w:val="Compact"/>
       </w:pPr>
@@ -410,7 +428,7 @@
       <w:pPr>
         <w:numPr>
           <w:ilvl w:val="0"/>
-          <w:numId w:val="1002"/>
+          <w:numId w:val="1003"/>
         </w:numPr>
         <w:pStyle w:val="Compact"/>
       </w:pPr>
@@ -422,7 +440,7 @@
       <w:pPr>
         <w:numPr>
           <w:ilvl w:val="0"/>
-          <w:numId w:val="1002"/>
+          <w:numId w:val="1003"/>
         </w:numPr>
         <w:pStyle w:val="Compact"/>
       </w:pPr>
@@ -443,7 +461,7 @@
       <w:pPr>
         <w:numPr>
           <w:ilvl w:val="0"/>
-          <w:numId w:val="1002"/>
+          <w:numId w:val="1003"/>
         </w:numPr>
         <w:pStyle w:val="Compact"/>
       </w:pPr>
@@ -455,7 +473,7 @@
       <w:pPr>
         <w:numPr>
           <w:ilvl w:val="0"/>
-          <w:numId w:val="1002"/>
+          <w:numId w:val="1003"/>
         </w:numPr>
         <w:pStyle w:val="Compact"/>
       </w:pPr>
@@ -992,55 +1010,97 @@
       <w:r>
         <w:t xml:space="preserve">Monitor understanding:</w:t>
       </w:r>
-      <w:r>
-        <w:t xml:space="preserve"> </w:t>
-      </w:r>
-      <w:r>
-        <w:t xml:space="preserve">- Which of the four channels is clothing part of?</w:t>
-      </w:r>
-      <w:r>
-        <w:t xml:space="preserve"> </w:t>
-      </w:r>
-      <w:r>
-        <w:t xml:space="preserve">- What does a referee’s uniform tell you that a referee never has to say?</w:t>
-      </w:r>
-      <w:r>
-        <w:t xml:space="preserve"> </w:t>
-      </w:r>
-      <w:r>
-        <w:t xml:space="preserve">- Same shirt, cookout and interview. What changed?</w:t>
-      </w:r>
-      <w:r>
-        <w:t xml:space="preserve"> </w:t>
-      </w:r>
-      <w:r>
-        <w:t xml:space="preserve">- Is a hijab a costume? Why not?</w:t>
-      </w:r>
-    </w:p>
-    <w:p>
-      <w:pPr>
-        <w:pStyle w:val="BodyText"/>
+    </w:p>
+    <w:p>
+      <w:pPr>
+        <w:numPr>
+          <w:ilvl w:val="0"/>
+          <w:numId w:val="1004"/>
+        </w:numPr>
+        <w:pStyle w:val="Compact"/>
+      </w:pPr>
+      <w:r>
+        <w:t xml:space="preserve">Which of the four channels is clothing part of?</w:t>
+      </w:r>
+    </w:p>
+    <w:p>
+      <w:pPr>
+        <w:numPr>
+          <w:ilvl w:val="0"/>
+          <w:numId w:val="1004"/>
+        </w:numPr>
+        <w:pStyle w:val="Compact"/>
+      </w:pPr>
+      <w:r>
+        <w:t xml:space="preserve">What does a referee’s uniform tell you that a referee never has to say?</w:t>
+      </w:r>
+    </w:p>
+    <w:p>
+      <w:pPr>
+        <w:numPr>
+          <w:ilvl w:val="0"/>
+          <w:numId w:val="1004"/>
+        </w:numPr>
+        <w:pStyle w:val="Compact"/>
+      </w:pPr>
+      <w:r>
+        <w:t xml:space="preserve">Same shirt, cookout and interview. What changed?</w:t>
+      </w:r>
+    </w:p>
+    <w:p>
+      <w:pPr>
+        <w:numPr>
+          <w:ilvl w:val="0"/>
+          <w:numId w:val="1004"/>
+        </w:numPr>
+        <w:pStyle w:val="Compact"/>
+      </w:pPr>
+      <w:r>
+        <w:t xml:space="preserve">Is a hijab a costume? Why not?</w:t>
+      </w:r>
+    </w:p>
+    <w:p>
+      <w:pPr>
+        <w:pStyle w:val="FirstParagraph"/>
       </w:pPr>
       <w:r>
         <w:t xml:space="preserve">Deepen learning:</w:t>
       </w:r>
-      <w:r>
-        <w:t xml:space="preserve"> </w:t>
-      </w:r>
-      <w:r>
-        <w:t xml:space="preserve">- If clothing talks before you do, is that fair? Does knowing it change what you would wear to an interview?</w:t>
-      </w:r>
-      <w:r>
-        <w:t xml:space="preserve"> </w:t>
-      </w:r>
-      <w:r>
-        <w:t xml:space="preserve">- A compliment and a comment can sound almost the same. What makes one land well and the other land badly?</w:t>
-      </w:r>
-      <w:r>
-        <w:t xml:space="preserve"> </w:t>
-      </w:r>
-      <w:r>
-        <w:t xml:space="preserve">- Somebody wears the same hoodie every day. There can be a lot of reasons for that. Name three, and then say why</w:t>
+    </w:p>
+    <w:p>
+      <w:pPr>
+        <w:numPr>
+          <w:ilvl w:val="0"/>
+          <w:numId w:val="1005"/>
+        </w:numPr>
+        <w:pStyle w:val="Compact"/>
+      </w:pPr>
+      <w:r>
+        <w:t xml:space="preserve">If clothing talks before you do, is that fair? Does knowing it change what you would wear to an interview?</w:t>
+      </w:r>
+    </w:p>
+    <w:p>
+      <w:pPr>
+        <w:numPr>
+          <w:ilvl w:val="0"/>
+          <w:numId w:val="1005"/>
+        </w:numPr>
+        <w:pStyle w:val="Compact"/>
+      </w:pPr>
+      <w:r>
+        <w:t xml:space="preserve">A compliment and a comment can sound almost the same. What makes one land well and the other land badly?</w:t>
+      </w:r>
+    </w:p>
+    <w:p>
+      <w:pPr>
+        <w:numPr>
+          <w:ilvl w:val="0"/>
+          <w:numId w:val="1005"/>
+        </w:numPr>
+        <w:pStyle w:val="Compact"/>
+      </w:pPr>
+      <w:r>
+        <w:t xml:space="preserve">Somebody wears the same hoodie every day. There can be a lot of reasons for that. Name three, and then say why</w:t>
       </w:r>
       <w:r>
         <w:t xml:space="preserve"> </w:t>
@@ -1060,17 +1120,29 @@
       <w:r>
         <w:t xml:space="preserve">is a bad thing to say out loud.</w:t>
       </w:r>
-      <w:r>
-        <w:t xml:space="preserve"> </w:t>
-      </w:r>
-      <w:r>
-        <w:t xml:space="preserve">- Your grandparents got criticized for what they wore. Your parents did too. Why does every generation do this to the next one?</w:t>
-      </w:r>
-      <w:r>
-        <w:t xml:space="preserve"> </w:t>
-      </w:r>
-      <w:r>
-        <w:t xml:space="preserve">- Who benefits from a school uniform? Who loses something?</w:t>
+    </w:p>
+    <w:p>
+      <w:pPr>
+        <w:numPr>
+          <w:ilvl w:val="0"/>
+          <w:numId w:val="1005"/>
+        </w:numPr>
+        <w:pStyle w:val="Compact"/>
+      </w:pPr>
+      <w:r>
+        <w:t xml:space="preserve">Your grandparents got criticized for what they wore. Your parents did too. Why does every generation do this to the next one?</w:t>
+      </w:r>
+    </w:p>
+    <w:p>
+      <w:pPr>
+        <w:numPr>
+          <w:ilvl w:val="0"/>
+          <w:numId w:val="1005"/>
+        </w:numPr>
+        <w:pStyle w:val="Compact"/>
+      </w:pPr>
+      <w:r>
+        <w:t xml:space="preserve">Who benefits from a school uniform? Who loses something?</w:t>
       </w:r>
     </w:p>
     <w:p>
@@ -1195,7 +1267,7 @@
       <w:pPr>
         <w:numPr>
           <w:ilvl w:val="0"/>
-          <w:numId w:val="1003"/>
+          <w:numId w:val="1006"/>
         </w:numPr>
         <w:pStyle w:val="Compact"/>
       </w:pPr>
@@ -1219,7 +1291,7 @@
       <w:pPr>
         <w:numPr>
           <w:ilvl w:val="0"/>
-          <w:numId w:val="1003"/>
+          <w:numId w:val="1006"/>
         </w:numPr>
         <w:pStyle w:val="Compact"/>
       </w:pPr>
@@ -1231,7 +1303,7 @@
       <w:pPr>
         <w:numPr>
           <w:ilvl w:val="0"/>
-          <w:numId w:val="1003"/>
+          <w:numId w:val="1006"/>
         </w:numPr>
         <w:pStyle w:val="Compact"/>
       </w:pPr>
@@ -1243,7 +1315,7 @@
       <w:pPr>
         <w:numPr>
           <w:ilvl w:val="0"/>
-          <w:numId w:val="1003"/>
+          <w:numId w:val="1006"/>
         </w:numPr>
         <w:pStyle w:val="Compact"/>
       </w:pPr>
@@ -1255,7 +1327,7 @@
       <w:pPr>
         <w:numPr>
           <w:ilvl w:val="0"/>
-          <w:numId w:val="1003"/>
+          <w:numId w:val="1006"/>
         </w:numPr>
         <w:pStyle w:val="Compact"/>
       </w:pPr>
@@ -1267,7 +1339,7 @@
       <w:pPr>
         <w:numPr>
           <w:ilvl w:val="0"/>
-          <w:numId w:val="1003"/>
+          <w:numId w:val="1006"/>
         </w:numPr>
         <w:pStyle w:val="Compact"/>
       </w:pPr>
@@ -1601,7 +1673,7 @@
       <w:pPr>
         <w:numPr>
           <w:ilvl w:val="0"/>
-          <w:numId w:val="1004"/>
+          <w:numId w:val="1007"/>
         </w:numPr>
         <w:pStyle w:val="Compact"/>
       </w:pPr>
@@ -1625,7 +1697,7 @@
       <w:pPr>
         <w:numPr>
           <w:ilvl w:val="0"/>
-          <w:numId w:val="1004"/>
+          <w:numId w:val="1007"/>
         </w:numPr>
         <w:pStyle w:val="Compact"/>
       </w:pPr>
@@ -1649,7 +1721,7 @@
       <w:pPr>
         <w:numPr>
           <w:ilvl w:val="0"/>
-          <w:numId w:val="1004"/>
+          <w:numId w:val="1007"/>
         </w:numPr>
         <w:pStyle w:val="Compact"/>
       </w:pPr>
@@ -1661,7 +1733,7 @@
       <w:pPr>
         <w:numPr>
           <w:ilvl w:val="0"/>
-          <w:numId w:val="1004"/>
+          <w:numId w:val="1007"/>
         </w:numPr>
         <w:pStyle w:val="Compact"/>
       </w:pPr>
@@ -1685,7 +1757,7 @@
       <w:pPr>
         <w:numPr>
           <w:ilvl w:val="0"/>
-          <w:numId w:val="1004"/>
+          <w:numId w:val="1007"/>
         </w:numPr>
         <w:pStyle w:val="Compact"/>
       </w:pPr>
@@ -1715,7 +1787,7 @@
       <w:pPr>
         <w:numPr>
           <w:ilvl w:val="0"/>
-          <w:numId w:val="1004"/>
+          <w:numId w:val="1007"/>
         </w:numPr>
         <w:pStyle w:val="Compact"/>
       </w:pPr>
@@ -1782,7 +1854,7 @@
       <w:pPr>
         <w:numPr>
           <w:ilvl w:val="0"/>
-          <w:numId w:val="1005"/>
+          <w:numId w:val="1008"/>
         </w:numPr>
         <w:pStyle w:val="Compact"/>
       </w:pPr>
@@ -1794,7 +1866,7 @@
       <w:pPr>
         <w:numPr>
           <w:ilvl w:val="0"/>
-          <w:numId w:val="1005"/>
+          <w:numId w:val="1008"/>
         </w:numPr>
         <w:pStyle w:val="Compact"/>
       </w:pPr>
@@ -1806,7 +1878,7 @@
       <w:pPr>
         <w:numPr>
           <w:ilvl w:val="0"/>
-          <w:numId w:val="1005"/>
+          <w:numId w:val="1008"/>
         </w:numPr>
         <w:pStyle w:val="Compact"/>
       </w:pPr>
@@ -1818,7 +1890,7 @@
       <w:pPr>
         <w:numPr>
           <w:ilvl w:val="0"/>
-          <w:numId w:val="1005"/>
+          <w:numId w:val="1008"/>
         </w:numPr>
         <w:pStyle w:val="Compact"/>
       </w:pPr>
@@ -1848,7 +1920,7 @@
       <w:pPr>
         <w:numPr>
           <w:ilvl w:val="0"/>
-          <w:numId w:val="1005"/>
+          <w:numId w:val="1008"/>
         </w:numPr>
         <w:pStyle w:val="Compact"/>
       </w:pPr>
@@ -1860,7 +1932,7 @@
       <w:pPr>
         <w:numPr>
           <w:ilvl w:val="0"/>
-          <w:numId w:val="1005"/>
+          <w:numId w:val="1008"/>
         </w:numPr>
         <w:pStyle w:val="Compact"/>
       </w:pPr>
@@ -2156,6 +2228,118 @@
       </w:pPr>
     </w:lvl>
   </w:abstractNum>
+  <w:abstractNum w:abstractNumId="99411">
+    <w:nsid w:val="71315dca"/>
+    <w:multiLevelType w:val="multilevel"/>
+    <w:lvl w:ilvl="0">
+      <w:start w:val="1"/>
+      <w:numFmt w:val="decimal"/>
+      <w:lvlText w:val="%1."/>
+      <w:lvlJc w:val="left"/>
+      <w:pPr>
+        <w:tabs>
+          <w:tab w:val="num" w:pos="0"/>
+        </w:tabs>
+        <w:ind w:left="480" w:hanging="480"/>
+      </w:pPr>
+    </w:lvl>
+    <w:lvl w:ilvl="1">
+      <w:start w:val="1"/>
+      <w:numFmt w:val="decimal"/>
+      <w:lvlText w:val="%2."/>
+      <w:lvlJc w:val="left"/>
+      <w:pPr>
+        <w:tabs>
+          <w:tab w:val="num" w:pos="720"/>
+        </w:tabs>
+        <w:ind w:left="1200" w:hanging="480"/>
+      </w:pPr>
+    </w:lvl>
+    <w:lvl w:ilvl="2">
+      <w:start w:val="1"/>
+      <w:numFmt w:val="decimal"/>
+      <w:lvlText w:val="%3."/>
+      <w:lvlJc w:val="left"/>
+      <w:pPr>
+        <w:tabs>
+          <w:tab w:val="num" w:pos="1440"/>
+        </w:tabs>
+        <w:ind w:left="1920" w:hanging="480"/>
+      </w:pPr>
+    </w:lvl>
+    <w:lvl w:ilvl="3">
+      <w:start w:val="1"/>
+      <w:numFmt w:val="decimal"/>
+      <w:lvlText w:val="%4."/>
+      <w:lvlJc w:val="left"/>
+      <w:pPr>
+        <w:tabs>
+          <w:tab w:val="num" w:pos="2160"/>
+        </w:tabs>
+        <w:ind w:left="2640" w:hanging="480"/>
+      </w:pPr>
+    </w:lvl>
+    <w:lvl w:ilvl="4">
+      <w:start w:val="1"/>
+      <w:numFmt w:val="decimal"/>
+      <w:lvlText w:val="%5."/>
+      <w:lvlJc w:val="left"/>
+      <w:pPr>
+        <w:tabs>
+          <w:tab w:val="num" w:pos="2880"/>
+        </w:tabs>
+        <w:ind w:left="3360" w:hanging="480"/>
+      </w:pPr>
+    </w:lvl>
+    <w:lvl w:ilvl="5">
+      <w:start w:val="1"/>
+      <w:numFmt w:val="decimal"/>
+      <w:lvlText w:val="%6."/>
+      <w:lvlJc w:val="left"/>
+      <w:pPr>
+        <w:tabs>
+          <w:tab w:val="num" w:pos="3600"/>
+        </w:tabs>
+        <w:ind w:left="4080" w:hanging="480"/>
+      </w:pPr>
+    </w:lvl>
+    <w:lvl w:ilvl="6">
+      <w:start w:val="1"/>
+      <w:numFmt w:val="decimal"/>
+      <w:lvlText w:val="%7."/>
+      <w:lvlJc w:val="left"/>
+      <w:pPr>
+        <w:tabs>
+          <w:tab w:val="num" w:pos="4320"/>
+        </w:tabs>
+        <w:ind w:left="4800" w:hanging="480"/>
+      </w:pPr>
+    </w:lvl>
+    <w:lvl w:ilvl="7">
+      <w:start w:val="1"/>
+      <w:numFmt w:val="decimal"/>
+      <w:lvlText w:val="%8."/>
+      <w:lvlJc w:val="left"/>
+      <w:pPr>
+        <w:tabs>
+          <w:tab w:val="num" w:pos="5040"/>
+        </w:tabs>
+        <w:ind w:left="5520" w:hanging="480"/>
+      </w:pPr>
+    </w:lvl>
+    <w:lvl w:ilvl="8">
+      <w:start w:val="1"/>
+      <w:numFmt w:val="decimal"/>
+      <w:lvlText w:val="%9."/>
+      <w:lvlJc w:val="left"/>
+      <w:pPr>
+        <w:tabs>
+          <w:tab w:val="num" w:pos="5760"/>
+        </w:tabs>
+        <w:ind w:left="6240" w:hanging="480"/>
+      </w:pPr>
+    </w:lvl>
+  </w:abstractNum>
   <w:num w:numId="1000">
     <w:abstractNumId w:val="990"/>
   </w:num>
@@ -2163,7 +2347,34 @@
     <w:abstractNumId w:val="991"/>
   </w:num>
   <w:num w:numId="1002">
-    <w:abstractNumId w:val="991"/>
+    <w:abstractNumId w:val="99411"/>
+    <w:lvlOverride w:ilvl="0">
+      <w:startOverride w:val="1"/>
+    </w:lvlOverride>
+    <w:lvlOverride w:ilvl="1">
+      <w:startOverride w:val="1"/>
+    </w:lvlOverride>
+    <w:lvlOverride w:ilvl="2">
+      <w:startOverride w:val="1"/>
+    </w:lvlOverride>
+    <w:lvlOverride w:ilvl="3">
+      <w:startOverride w:val="1"/>
+    </w:lvlOverride>
+    <w:lvlOverride w:ilvl="4">
+      <w:startOverride w:val="1"/>
+    </w:lvlOverride>
+    <w:lvlOverride w:ilvl="5">
+      <w:startOverride w:val="1"/>
+    </w:lvlOverride>
+    <w:lvlOverride w:ilvl="6">
+      <w:startOverride w:val="1"/>
+    </w:lvlOverride>
+    <w:lvlOverride w:ilvl="7">
+      <w:startOverride w:val="1"/>
+    </w:lvlOverride>
+    <w:lvlOverride w:ilvl="8">
+      <w:startOverride w:val="1"/>
+    </w:lvlOverride>
   </w:num>
   <w:num w:numId="1003">
     <w:abstractNumId w:val="991"/>
@@ -2172,6 +2383,15 @@
     <w:abstractNumId w:val="991"/>
   </w:num>
   <w:num w:numId="1005">
+    <w:abstractNumId w:val="991"/>
+  </w:num>
+  <w:num w:numId="1006">
+    <w:abstractNumId w:val="991"/>
+  </w:num>
+  <w:num w:numId="1007">
+    <w:abstractNumId w:val="991"/>
+  </w:num>
+  <w:num w:numId="1008">
     <w:abstractNumId w:val="991"/>
   </w:num>
 </w:numbering>

--- a/downloads/teacher/04 Units/Unit 05 - Apparel and Textile Production and Design - Make It, Mend It, Wear It/Lesson 05.02 - What Clothing Communicates.docx
+++ b/downloads/teacher/04 Units/Unit 05 - Apparel and Textile Production and Design - Make It, Mend It, Wear It/Lesson 05.02 - What Clothing Communicates.docx
@@ -94,7 +94,7 @@
         <w:pStyle w:val="BodyText"/>
       </w:pPr>
       <w:r>
-        <w:t xml:space="preserve">This is the lesson I care most about in this unit. It comes out of two places: a Queens College course on the meanings of dress, where I wrote about clothing as communication and identity, and a real week at Brentwood South. After an 80s Day during Spirit Week, a colleague and I stopped the planned lesson and built a segment on what is and is not okay to say about what somebody is wearing, because the comments in the hallway had gotten mean. That segment is the heart of this period. The class writes the agreement, not me.</w:t>
+        <w:t xml:space="preserve">This is the lesson I care most about in this unit. It comes out of two places: a graduate course on the meanings of dress, where I wrote about clothing as communication and identity, and a real week in my own school. After an 80s Day during Spirit Week, a colleague and I stopped the planned lesson and built a segment on what is and is not okay to say about what somebody is wearing, because the comments in the hallway had gotten mean. That segment is the heart of this period. The class writes the agreement, not me.</w:t>
       </w:r>
     </w:p>
     <w:p>
@@ -446,15 +446,6 @@
       </w:pPr>
       <w:r>
         <w:t xml:space="preserve">One plain garment that can be shown three ways: a plain button-down shirt on a hanger is the easiest. Show it with a tie, with the sleeves rolled and untucked, and with a hoodie over it.</w:t>
-      </w:r>
-      <w:r>
-        <w:t xml:space="preserve"> </w:t>
-      </w:r>
-      <w:r>
-        <w:rPr>
-          <w:rStyle w:val="TeacherNote"/>
-        </w:rPr>
-        <w:t xml:space="preserve">[Sal: bring one of your own shirts. It reads as real, and it keeps the example off any student.]</w:t>
       </w:r>
     </w:p>
     <w:p>
@@ -1649,15 +1640,6 @@
       <w:r>
         <w:t xml:space="preserve">English language arts: intent versus impact is the same lesson the ELA teacher runs on audience and purpose; trade the clothing examples for their persuasive writing prompt. Social studies: cultural dress connects to whatever region the social studies class is in this quarter, and the social studies teacher will have better images than I will. Health: the comments-about-appearance piece overlaps the health teacher’s unit on body image and bullying, so tell the health teacher the week this runs and use the same words they use. Community: nobody outside the building is needed for this one, and that is on purpose.</w:t>
       </w:r>
-      <w:r>
-        <w:t xml:space="preserve"> </w:t>
-      </w:r>
-      <w:r>
-        <w:rPr>
-          <w:rStyle w:val="TeacherNote"/>
-        </w:rPr>
-        <w:t xml:space="preserve">[Sal: the counselor may want a copy of the agreement. Give them one.]</w:t>
-      </w:r>
     </w:p>
     <w:p>
       <w:pPr>
@@ -1762,7 +1744,7 @@
         <w:pStyle w:val="Compact"/>
       </w:pPr>
       <w:r>
-        <w:t xml:space="preserve">Sal’s own materials: the Brentwood Spirit Week segment on what is and is not okay to say about what somebody is wearing, built after 80s Day with a colleague; and the dress-as-communication and identity writing from FNES 727, The Meanings of Dress (Queens College, summer 2026). The FNES 727 course content itself stays in that course; only the idea is used here, in my own words. The</w:t>
+        <w:t xml:space="preserve">My own materials: my Spirit Week segment on what is and is not okay to say about what somebody is wearing, built after 80s Day with a colleague; and my dress-as-communication and identity writing from a graduate course on the meanings of dress. The course content itself stays in that course; only the idea is used here, in my own words. The</w:t>
       </w:r>
       <w:r>
         <w:t xml:space="preserve"> </w:t>
@@ -1794,61 +1776,82 @@
       <w:r>
         <w:t xml:space="preserve">The first-impression timing claim (people form an impression in roughly one to two seconds) is widely reported in social psychology.</w:t>
       </w:r>
-      <w:r>
-        <w:t xml:space="preserve"> </w:t>
-      </w:r>
-      <w:r>
-        <w:rPr>
-          <w:rStyle w:val="TeacherNote"/>
-        </w:rPr>
-        <w:t xml:space="preserve">[Sal: either cite a specific study on the slide or drop the number and say</w:t>
-      </w:r>
-      <w:r>
-        <w:rPr>
-          <w:rStyle w:val="TeacherNote"/>
-        </w:rPr>
-        <w:t xml:space="preserve"> </w:t>
-      </w:r>
-      <w:r>
-        <w:rPr>
-          <w:rStyle w:val="TeacherNote"/>
-        </w:rPr>
+    </w:p>
+    <w:p>
+      <w:pPr>
+        <w:pStyle w:val="Heading2"/>
+      </w:pPr>
+      <w:bookmarkStart w:id="37" w:name="teacher-notes"/>
+      <w:r>
+        <w:t xml:space="preserve">Teacher notes</w:t>
+      </w:r>
+      <w:bookmarkEnd w:id="37"/>
+    </w:p>
+    <w:p>
+      <w:pPr>
+        <w:numPr>
+          <w:ilvl w:val="0"/>
+          <w:numId w:val="1008"/>
+        </w:numPr>
+        <w:pStyle w:val="Compact"/>
+      </w:pPr>
+      <w:r>
+        <w:t xml:space="preserve">Protect Step 4’s eight minutes. Everything else can be trimmed. If you have to cut, cut the generation slide in Step 3 to one image and take one answer.</w:t>
+      </w:r>
+    </w:p>
+    <w:p>
+      <w:pPr>
+        <w:numPr>
+          <w:ilvl w:val="0"/>
+          <w:numId w:val="1008"/>
+        </w:numPr>
+        <w:pStyle w:val="Compact"/>
+      </w:pPr>
+      <w:r>
+        <w:t xml:space="preserve">The sticky notes will include something mean. That is the point, and it is also why they are anonymous and why you read them, not a student. Skim them before you read any aloud. Skip anything that identifies a person, and skip anything that is about a staff member.</w:t>
+      </w:r>
+    </w:p>
+    <w:p>
+      <w:pPr>
+        <w:numPr>
+          <w:ilvl w:val="0"/>
+          <w:numId w:val="1008"/>
+        </w:numPr>
+        <w:pStyle w:val="Compact"/>
+      </w:pPr>
+      <w:r>
+        <w:t xml:space="preserve">Common mistake in Step 1: students think a uniform has no message. Ask what a police uniform says, then what a referee’s says, then what a school uniform says. Three different answers, all loud.</w:t>
+      </w:r>
+    </w:p>
+    <w:p>
+      <w:pPr>
+        <w:numPr>
+          <w:ilvl w:val="0"/>
+          <w:numId w:val="1008"/>
+        </w:numPr>
+        <w:pStyle w:val="Compact"/>
+      </w:pPr>
+      <w:r>
+        <w:t xml:space="preserve">Common mistake in Step 3:</w:t>
+      </w:r>
+      <w:r>
+        <w:t xml:space="preserve"> </w:t>
+      </w:r>
+      <w:r>
         <w:t xml:space="preserve">“</w:t>
       </w:r>
       <w:r>
-        <w:rPr>
-          <w:rStyle w:val="TeacherNote"/>
-        </w:rPr>
-        <w:t xml:space="preserve">almost instantly.</w:t>
-      </w:r>
-      <w:r>
-        <w:rPr>
-          <w:rStyle w:val="TeacherNote"/>
-        </w:rPr>
+        <w:t xml:space="preserve">it is just a costume</w:t>
+      </w:r>
+      <w:r>
         <w:t xml:space="preserve">”</w:t>
       </w:r>
       <w:r>
-        <w:rPr>
-          <w:rStyle w:val="TeacherNote"/>
-        </w:rPr>
-        <w:t xml:space="preserve"> </w:t>
-      </w:r>
-      <w:r>
-        <w:rPr>
-          <w:rStyle w:val="TeacherNote"/>
-        </w:rPr>
-        <w:t xml:space="preserve">Do not put a number on the site you cannot source.]</w:t>
-      </w:r>
-    </w:p>
-    <w:p>
-      <w:pPr>
-        <w:pStyle w:val="Heading2"/>
-      </w:pPr>
-      <w:bookmarkStart w:id="37" w:name="teacher-notes"/>
-      <w:r>
-        <w:t xml:space="preserve">Teacher notes</w:t>
-      </w:r>
-      <w:bookmarkEnd w:id="37"/>
+        <w:t xml:space="preserve"> </w:t>
+      </w:r>
+      <w:r>
+        <w:t xml:space="preserve">gets used to defend something that was not okay. Have the answer ready: a costume works only when the wearer and the audience both know it is one, and an item that belongs to a living culture is not a costume for anyone outside it.</w:t>
+      </w:r>
     </w:p>
     <w:p>
       <w:pPr>
@@ -1859,88 +1862,7 @@
         <w:pStyle w:val="Compact"/>
       </w:pPr>
       <w:r>
-        <w:t xml:space="preserve">Protect Step 4’s eight minutes. Everything else can be trimmed. If you have to cut, cut the generation slide in Step 3 to one image and take one answer.</w:t>
-      </w:r>
-    </w:p>
-    <w:p>
-      <w:pPr>
-        <w:numPr>
-          <w:ilvl w:val="0"/>
-          <w:numId w:val="1008"/>
-        </w:numPr>
-        <w:pStyle w:val="Compact"/>
-      </w:pPr>
-      <w:r>
-        <w:t xml:space="preserve">The sticky notes will include something mean. That is the point, and it is also why they are anonymous and why you read them, not a student. Skim them before you read any aloud. Skip anything that identifies a person, and skip anything that is about a staff member.</w:t>
-      </w:r>
-    </w:p>
-    <w:p>
-      <w:pPr>
-        <w:numPr>
-          <w:ilvl w:val="0"/>
-          <w:numId w:val="1008"/>
-        </w:numPr>
-        <w:pStyle w:val="Compact"/>
-      </w:pPr>
-      <w:r>
-        <w:t xml:space="preserve">Common mistake in Step 1: students think a uniform has no message. Ask what a police uniform says, then what a referee’s says, then what a school uniform says. Three different answers, all loud.</w:t>
-      </w:r>
-    </w:p>
-    <w:p>
-      <w:pPr>
-        <w:numPr>
-          <w:ilvl w:val="0"/>
-          <w:numId w:val="1008"/>
-        </w:numPr>
-        <w:pStyle w:val="Compact"/>
-      </w:pPr>
-      <w:r>
-        <w:t xml:space="preserve">Common mistake in Step 3:</w:t>
-      </w:r>
-      <w:r>
-        <w:t xml:space="preserve"> </w:t>
-      </w:r>
-      <w:r>
-        <w:t xml:space="preserve">“</w:t>
-      </w:r>
-      <w:r>
-        <w:t xml:space="preserve">it is just a costume</w:t>
-      </w:r>
-      <w:r>
-        <w:t xml:space="preserve">”</w:t>
-      </w:r>
-      <w:r>
-        <w:t xml:space="preserve"> </w:t>
-      </w:r>
-      <w:r>
-        <w:t xml:space="preserve">gets used to defend something that was not okay. Have the answer ready: a costume works only when the wearer and the audience both know it is one, and an item that belongs to a living culture is not a costume for anyone outside it.</w:t>
-      </w:r>
-    </w:p>
-    <w:p>
-      <w:pPr>
-        <w:numPr>
-          <w:ilvl w:val="0"/>
-          <w:numId w:val="1008"/>
-        </w:numPr>
-        <w:pStyle w:val="Compact"/>
-      </w:pPr>
-      <w:r>
         <w:t xml:space="preserve">Keep the chart paper up through Lesson 5.18. When the finished pouches and upcycled items go on display, the agreement is what keeps the gallery walk from turning into a roast.</w:t>
-      </w:r>
-    </w:p>
-    <w:p>
-      <w:pPr>
-        <w:numPr>
-          <w:ilvl w:val="0"/>
-          <w:numId w:val="1008"/>
-        </w:numPr>
-        <w:pStyle w:val="Compact"/>
-      </w:pPr>
-      <w:r>
-        <w:rPr>
-          <w:rStyle w:val="TeacherNote"/>
-        </w:rPr>
-        <w:t xml:space="preserve">[Sal: tell the 80s Day story in your own words, in first person, in about 45 seconds, right before the sticky notes. Say that you and a colleague stopped the planned lesson to deal with it. Students believe a story about a teacher changing his plan. Do not name the colleague or any student.]</w:t>
       </w:r>
     </w:p>
     <w:sectPr>
